--- a/docs/questions/qs-trigonometry-degrees.docx
+++ b/docs/questions/qs-trigonometry-degrees.docx
@@ -52,7 +52,7 @@
         </w:rPr>
         <w:t xml:space="preserve"> </w:t>
       </w:r>
-      <w:hyperlink r:id="rId20">
+      <w:hyperlink r:id="rId9">
         <w:r>
           <w:rPr>
             <w:rStyle w:val="Hyperlink"/>
@@ -63,7 +63,7 @@
         </w:r>
       </w:hyperlink>
     </w:p>
-    <w:bookmarkStart w:id="24" w:name="q1"/>
+    <w:bookmarkStart w:id="13" w:name="q1"/>
     <w:p>
       <w:pPr>
         <w:pStyle w:val="Heading2"/>
@@ -89,18 +89,18 @@
           <wp:inline>
             <wp:extent cx="2857500" cy="1757865"/>
             <wp:effectExtent b="0" l="0" r="0" t="0"/>
-            <wp:docPr descr="Q1. Triangle" title="" id="22" name="Picture"/>
+            <wp:docPr descr="Q1. Triangle" title="" id="11" name="Picture"/>
             <a:graphic>
               <a:graphicData uri="http://schemas.openxmlformats.org/drawingml/2006/picture">
                 <pic:pic>
                   <pic:nvPicPr>
-                    <pic:cNvPr descr="./FiguresPNG/trig-triangle-q1-1.png" id="23" name="Picture"/>
+                    <pic:cNvPr descr="./FiguresPNG/trig-triangle-q1-1.png" id="12" name="Picture"/>
                     <pic:cNvPicPr>
                       <a:picLocks noChangeArrowheads="1" noChangeAspect="1"/>
                     </pic:cNvPicPr>
                   </pic:nvPicPr>
                   <pic:blipFill>
-                    <a:blip r:embed="rId21"/>
+                    <a:blip r:embed="rId10"/>
                     <a:stretch>
                       <a:fillRect/>
                     </a:stretch>
@@ -216,8 +216,8 @@
         <w:t xml:space="preserve">.</w:t>
       </w:r>
     </w:p>
-    <w:bookmarkEnd w:id="24"/>
-    <w:bookmarkStart w:id="28" w:name="q2"/>
+    <w:bookmarkEnd w:id="13"/>
+    <w:bookmarkStart w:id="17" w:name="q2"/>
     <w:p>
       <w:pPr>
         <w:pStyle w:val="Heading2"/>
@@ -243,18 +243,18 @@
           <wp:inline>
             <wp:extent cx="2857500" cy="1773755"/>
             <wp:effectExtent b="0" l="0" r="0" t="0"/>
-            <wp:docPr descr="Q2. Triangle" title="" id="26" name="Picture"/>
+            <wp:docPr descr="Q2. Triangle" title="" id="15" name="Picture"/>
             <a:graphic>
               <a:graphicData uri="http://schemas.openxmlformats.org/drawingml/2006/picture">
                 <pic:pic>
                   <pic:nvPicPr>
-                    <pic:cNvPr descr="./FiguresPNG/trig-triangle-q3-2.png" id="27" name="Picture"/>
+                    <pic:cNvPr descr="./FiguresPNG/trig-triangle-q3-2.png" id="16" name="Picture"/>
                     <pic:cNvPicPr>
                       <a:picLocks noChangeArrowheads="1" noChangeAspect="1"/>
                     </pic:cNvPicPr>
                   </pic:nvPicPr>
                   <pic:blipFill>
-                    <a:blip r:embed="rId25"/>
+                    <a:blip r:embed="rId14"/>
                     <a:stretch>
                       <a:fillRect/>
                     </a:stretch>
@@ -785,8 +785,8 @@
         <w:t xml:space="preserve">?</w:t>
       </w:r>
     </w:p>
-    <w:bookmarkEnd w:id="28"/>
-    <w:bookmarkStart w:id="30" w:name="q3"/>
+    <w:bookmarkEnd w:id="17"/>
+    <w:bookmarkStart w:id="19" w:name="q3"/>
     <w:p>
       <w:pPr>
         <w:pStyle w:val="Heading2"/>
@@ -820,19 +820,21 @@
           </m:rPr>
           <m:t>cos</m:t>
         </m:r>
-        <m:d>
-          <m:dPr>
-            <m:begChr m:val="("/>
-            <m:sepChr m:val=""/>
-            <m:endChr m:val=")"/>
-            <m:grow/>
-          </m:dPr>
-          <m:e>
-            <m:r>
-              <m:t>30</m:t>
-            </m:r>
-          </m:e>
-        </m:d>
+        <m:r>
+          <m:rPr>
+            <m:sty m:val="p"/>
+          </m:rPr>
+          <m:t>(</m:t>
+        </m:r>
+        <m:r>
+          <m:t>30</m:t>
+        </m:r>
+        <m:r>
+          <m:rPr>
+            <m:sty m:val="p"/>
+          </m:rPr>
+          <m:t>)</m:t>
+        </m:r>
       </m:oMath>
     </w:p>
     <w:p>
@@ -852,19 +854,21 @@
           </m:rPr>
           <m:t>tan</m:t>
         </m:r>
-        <m:d>
-          <m:dPr>
-            <m:begChr m:val="("/>
-            <m:sepChr m:val=""/>
-            <m:endChr m:val=")"/>
-            <m:grow/>
-          </m:dPr>
-          <m:e>
-            <m:r>
-              <m:t>30</m:t>
-            </m:r>
-          </m:e>
-        </m:d>
+        <m:r>
+          <m:rPr>
+            <m:sty m:val="p"/>
+          </m:rPr>
+          <m:t>(</m:t>
+        </m:r>
+        <m:r>
+          <m:t>30</m:t>
+        </m:r>
+        <m:r>
+          <m:rPr>
+            <m:sty m:val="p"/>
+          </m:rPr>
+          <m:t>)</m:t>
+        </m:r>
       </m:oMath>
     </w:p>
     <w:p>
@@ -884,19 +888,21 @@
           </m:rPr>
           <m:t>csc</m:t>
         </m:r>
-        <m:d>
-          <m:dPr>
-            <m:begChr m:val="("/>
-            <m:sepChr m:val=""/>
-            <m:endChr m:val=")"/>
-            <m:grow/>
-          </m:dPr>
-          <m:e>
-            <m:r>
-              <m:t>45</m:t>
-            </m:r>
-          </m:e>
-        </m:d>
+        <m:r>
+          <m:rPr>
+            <m:sty m:val="p"/>
+          </m:rPr>
+          <m:t>(</m:t>
+        </m:r>
+        <m:r>
+          <m:t>45</m:t>
+        </m:r>
+        <m:r>
+          <m:rPr>
+            <m:sty m:val="p"/>
+          </m:rPr>
+          <m:t>)</m:t>
+        </m:r>
       </m:oMath>
     </w:p>
     <w:p>
@@ -916,19 +922,21 @@
           </m:rPr>
           <m:t>cot</m:t>
         </m:r>
-        <m:d>
-          <m:dPr>
-            <m:begChr m:val="("/>
-            <m:sepChr m:val=""/>
-            <m:endChr m:val=")"/>
-            <m:grow/>
-          </m:dPr>
-          <m:e>
-            <m:r>
-              <m:t>30</m:t>
-            </m:r>
-          </m:e>
-        </m:d>
+        <m:r>
+          <m:rPr>
+            <m:sty m:val="p"/>
+          </m:rPr>
+          <m:t>(</m:t>
+        </m:r>
+        <m:r>
+          <m:t>30</m:t>
+        </m:r>
+        <m:r>
+          <m:rPr>
+            <m:sty m:val="p"/>
+          </m:rPr>
+          <m:t>)</m:t>
+        </m:r>
         <m:r>
           <m:rPr>
             <m:sty m:val="p"/>
@@ -941,19 +949,21 @@
           </m:rPr>
           <m:t>sin</m:t>
         </m:r>
-        <m:d>
-          <m:dPr>
-            <m:begChr m:val="("/>
-            <m:sepChr m:val=""/>
-            <m:endChr m:val=")"/>
-            <m:grow/>
-          </m:dPr>
-          <m:e>
-            <m:r>
-              <m:t>60</m:t>
-            </m:r>
-          </m:e>
-        </m:d>
+        <m:r>
+          <m:rPr>
+            <m:sty m:val="p"/>
+          </m:rPr>
+          <m:t>(</m:t>
+        </m:r>
+        <m:r>
+          <m:t>60</m:t>
+        </m:r>
+        <m:r>
+          <m:rPr>
+            <m:sty m:val="p"/>
+          </m:rPr>
+          <m:t>)</m:t>
+        </m:r>
       </m:oMath>
     </w:p>
     <w:p>
@@ -973,19 +983,21 @@
           </m:rPr>
           <m:t>sin</m:t>
         </m:r>
-        <m:d>
-          <m:dPr>
-            <m:begChr m:val="("/>
-            <m:sepChr m:val=""/>
-            <m:endChr m:val=")"/>
-            <m:grow/>
-          </m:dPr>
-          <m:e>
-            <m:r>
-              <m:t>90</m:t>
-            </m:r>
-          </m:e>
-        </m:d>
+        <m:r>
+          <m:rPr>
+            <m:sty m:val="p"/>
+          </m:rPr>
+          <m:t>(</m:t>
+        </m:r>
+        <m:r>
+          <m:t>90</m:t>
+        </m:r>
+        <m:r>
+          <m:rPr>
+            <m:sty m:val="p"/>
+          </m:rPr>
+          <m:t>)</m:t>
+        </m:r>
         <m:r>
           <m:rPr>
             <m:sty m:val="p"/>
@@ -998,19 +1010,21 @@
           </m:rPr>
           <m:t>cos</m:t>
         </m:r>
-        <m:d>
-          <m:dPr>
-            <m:begChr m:val="("/>
-            <m:sepChr m:val=""/>
-            <m:endChr m:val=")"/>
-            <m:grow/>
-          </m:dPr>
-          <m:e>
-            <m:r>
-              <m:t>180</m:t>
-            </m:r>
-          </m:e>
-        </m:d>
+        <m:r>
+          <m:rPr>
+            <m:sty m:val="p"/>
+          </m:rPr>
+          <m:t>(</m:t>
+        </m:r>
+        <m:r>
+          <m:t>180</m:t>
+        </m:r>
+        <m:r>
+          <m:rPr>
+            <m:sty m:val="p"/>
+          </m:rPr>
+          <m:t>)</m:t>
+        </m:r>
       </m:oMath>
     </w:p>
     <w:p>
@@ -1030,19 +1044,21 @@
           </m:rPr>
           <m:t>tan</m:t>
         </m:r>
-        <m:d>
-          <m:dPr>
-            <m:begChr m:val="("/>
-            <m:sepChr m:val=""/>
-            <m:endChr m:val=")"/>
-            <m:grow/>
-          </m:dPr>
-          <m:e>
-            <m:r>
-              <m:t>30</m:t>
-            </m:r>
-          </m:e>
-        </m:d>
+        <m:r>
+          <m:rPr>
+            <m:sty m:val="p"/>
+          </m:rPr>
+          <m:t>(</m:t>
+        </m:r>
+        <m:r>
+          <m:t>30</m:t>
+        </m:r>
+        <m:r>
+          <m:rPr>
+            <m:sty m:val="p"/>
+          </m:rPr>
+          <m:t>)</m:t>
+        </m:r>
         <m:r>
           <m:rPr>
             <m:sty m:val="p"/>
@@ -1055,19 +1071,21 @@
           </m:rPr>
           <m:t>cot</m:t>
         </m:r>
-        <m:d>
-          <m:dPr>
-            <m:begChr m:val="("/>
-            <m:sepChr m:val=""/>
-            <m:endChr m:val=")"/>
-            <m:grow/>
-          </m:dPr>
-          <m:e>
-            <m:r>
-              <m:t>30</m:t>
-            </m:r>
-          </m:e>
-        </m:d>
+        <m:r>
+          <m:rPr>
+            <m:sty m:val="p"/>
+          </m:rPr>
+          <m:t>(</m:t>
+        </m:r>
+        <m:r>
+          <m:t>30</m:t>
+        </m:r>
+        <m:r>
+          <m:rPr>
+            <m:sty m:val="p"/>
+          </m:rPr>
+          <m:t>)</m:t>
+        </m:r>
       </m:oMath>
     </w:p>
     <w:p>
@@ -1087,38 +1105,42 @@
           </m:rPr>
           <m:t>cos</m:t>
         </m:r>
-        <m:d>
-          <m:dPr>
-            <m:begChr m:val="("/>
-            <m:sepChr m:val=""/>
-            <m:endChr m:val=")"/>
-            <m:grow/>
-          </m:dPr>
-          <m:e>
-            <m:r>
-              <m:t>0</m:t>
-            </m:r>
-          </m:e>
-        </m:d>
+        <m:r>
+          <m:rPr>
+            <m:sty m:val="p"/>
+          </m:rPr>
+          <m:t>(</m:t>
+        </m:r>
+        <m:r>
+          <m:t>0</m:t>
+        </m:r>
+        <m:r>
+          <m:rPr>
+            <m:sty m:val="p"/>
+          </m:rPr>
+          <m:t>)</m:t>
+        </m:r>
         <m:r>
           <m:rPr>
             <m:sty m:val="p"/>
           </m:rPr>
           <m:t>sin</m:t>
         </m:r>
-        <m:d>
-          <m:dPr>
-            <m:begChr m:val="("/>
-            <m:sepChr m:val=""/>
-            <m:endChr m:val=")"/>
-            <m:grow/>
-          </m:dPr>
-          <m:e>
-            <m:r>
-              <m:t>90</m:t>
-            </m:r>
-          </m:e>
-        </m:d>
+        <m:r>
+          <m:rPr>
+            <m:sty m:val="p"/>
+          </m:rPr>
+          <m:t>(</m:t>
+        </m:r>
+        <m:r>
+          <m:t>90</m:t>
+        </m:r>
+        <m:r>
+          <m:rPr>
+            <m:sty m:val="p"/>
+          </m:rPr>
+          <m:t>)</m:t>
+        </m:r>
       </m:oMath>
     </w:p>
     <w:p>
@@ -1138,38 +1160,42 @@
           </m:rPr>
           <m:t>cos</m:t>
         </m:r>
-        <m:d>
-          <m:dPr>
-            <m:begChr m:val="("/>
-            <m:sepChr m:val=""/>
-            <m:endChr m:val=")"/>
-            <m:grow/>
-          </m:dPr>
-          <m:e>
-            <m:r>
-              <m:t>30</m:t>
-            </m:r>
-          </m:e>
-        </m:d>
+        <m:r>
+          <m:rPr>
+            <m:sty m:val="p"/>
+          </m:rPr>
+          <m:t>(</m:t>
+        </m:r>
+        <m:r>
+          <m:t>30</m:t>
+        </m:r>
+        <m:r>
+          <m:rPr>
+            <m:sty m:val="p"/>
+          </m:rPr>
+          <m:t>)</m:t>
+        </m:r>
         <m:r>
           <m:rPr>
             <m:sty m:val="p"/>
           </m:rPr>
           <m:t>sec</m:t>
         </m:r>
-        <m:d>
-          <m:dPr>
-            <m:begChr m:val="("/>
-            <m:sepChr m:val=""/>
-            <m:endChr m:val=")"/>
-            <m:grow/>
-          </m:dPr>
-          <m:e>
-            <m:r>
-              <m:t>30</m:t>
-            </m:r>
-          </m:e>
-        </m:d>
+        <m:r>
+          <m:rPr>
+            <m:sty m:val="p"/>
+          </m:rPr>
+          <m:t>(</m:t>
+        </m:r>
+        <m:r>
+          <m:t>30</m:t>
+        </m:r>
+        <m:r>
+          <m:rPr>
+            <m:sty m:val="p"/>
+          </m:rPr>
+          <m:t>)</m:t>
+        </m:r>
         <m:r>
           <m:rPr>
             <m:sty m:val="p"/>
@@ -1182,38 +1208,42 @@
           </m:rPr>
           <m:t>sin</m:t>
         </m:r>
-        <m:d>
-          <m:dPr>
-            <m:begChr m:val="("/>
-            <m:sepChr m:val=""/>
-            <m:endChr m:val=")"/>
-            <m:grow/>
-          </m:dPr>
-          <m:e>
-            <m:r>
-              <m:t>45</m:t>
-            </m:r>
-          </m:e>
-        </m:d>
+        <m:r>
+          <m:rPr>
+            <m:sty m:val="p"/>
+          </m:rPr>
+          <m:t>(</m:t>
+        </m:r>
+        <m:r>
+          <m:t>45</m:t>
+        </m:r>
+        <m:r>
+          <m:rPr>
+            <m:sty m:val="p"/>
+          </m:rPr>
+          <m:t>)</m:t>
+        </m:r>
         <m:r>
           <m:rPr>
             <m:sty m:val="p"/>
           </m:rPr>
           <m:t>csc</m:t>
         </m:r>
-        <m:d>
-          <m:dPr>
-            <m:begChr m:val="("/>
-            <m:sepChr m:val=""/>
-            <m:endChr m:val=")"/>
-            <m:grow/>
-          </m:dPr>
-          <m:e>
-            <m:r>
-              <m:t>45</m:t>
-            </m:r>
-          </m:e>
-        </m:d>
+        <m:r>
+          <m:rPr>
+            <m:sty m:val="p"/>
+          </m:rPr>
+          <m:t>(</m:t>
+        </m:r>
+        <m:r>
+          <m:t>45</m:t>
+        </m:r>
+        <m:r>
+          <m:rPr>
+            <m:sty m:val="p"/>
+          </m:rPr>
+          <m:t>)</m:t>
+        </m:r>
       </m:oMath>
     </w:p>
     <w:p>
@@ -1233,19 +1263,21 @@
           </m:rPr>
           <m:t>cot</m:t>
         </m:r>
-        <m:d>
-          <m:dPr>
-            <m:begChr m:val="("/>
-            <m:sepChr m:val=""/>
-            <m:endChr m:val=")"/>
-            <m:grow/>
-          </m:dPr>
-          <m:e>
-            <m:r>
-              <m:t>90</m:t>
-            </m:r>
-          </m:e>
-        </m:d>
+        <m:r>
+          <m:rPr>
+            <m:sty m:val="p"/>
+          </m:rPr>
+          <m:t>(</m:t>
+        </m:r>
+        <m:r>
+          <m:t>90</m:t>
+        </m:r>
+        <m:r>
+          <m:rPr>
+            <m:sty m:val="p"/>
+          </m:rPr>
+          <m:t>)</m:t>
+        </m:r>
       </m:oMath>
     </w:p>
     <w:p>
@@ -1259,7 +1291,7 @@
       <w:pPr>
         <w:pStyle w:val="FirstParagraph"/>
       </w:pPr>
-      <w:hyperlink r:id="rId29">
+      <w:hyperlink r:id="rId18">
         <w:r>
           <w:rPr>
             <w:rStyle w:val="Hyperlink"/>
@@ -1275,8 +1307,8 @@
         </w:pict>
       </w:r>
     </w:p>
-    <w:bookmarkEnd w:id="30"/>
-    <w:bookmarkStart w:id="32" w:name="version-history-and-licensing"/>
+    <w:bookmarkEnd w:id="19"/>
+    <w:bookmarkStart w:id="21" w:name="version-history-and-licensing"/>
     <w:p>
       <w:pPr>
         <w:pStyle w:val="Heading2"/>
@@ -1309,7 +1341,7 @@
       <w:pPr>
         <w:pStyle w:val="FirstParagraph"/>
       </w:pPr>
-      <w:hyperlink r:id="rId31">
+      <w:hyperlink r:id="rId20">
         <w:r>
           <w:rPr>
             <w:rStyle w:val="Hyperlink"/>
@@ -1318,7 +1350,7 @@
         </w:r>
       </w:hyperlink>
     </w:p>
-    <w:bookmarkEnd w:id="32"/>
+    <w:bookmarkEnd w:id="21"/>
     <w:sectPr>
       <w:pgSz w:h="15840" w:w="12240"/>
       <w:pgMar w:bottom="1440" w:footer="720" w:gutter="0" w:header="720" w:left="1440" w:right="1440" w:top="1440"/>
